--- a/Dokumentumok/Lucky Limits Admin applikáció dokumentációja.docx
+++ b/Dokumentumok/Lucky Limits Admin applikáció dokumentációja.docx
@@ -740,6 +740,7 @@
                                   <w:alias w:val="Alcím"/>
                                   <w:tag w:val=""/>
                                   <w:id w:val="-1452929454"/>
+                                  <w:showingPlcHdr/>
                                   <w:dataBinding w:prefixMappings="xmlns:ns0='http://purl.org/dc/elements/1.1/' xmlns:ns1='http://schemas.openxmlformats.org/package/2006/metadata/core-properties' " w:xpath="/ns1:coreProperties[1]/ns0:subject[1]" w:storeItemID="{6C3C8BC8-F283-45AE-878A-BAB7291924A1}"/>
                                   <w:text/>
                                 </w:sdtPr>
@@ -762,7 +763,7 @@
                                         <w:sz w:val="28"/>
                                         <w:szCs w:val="28"/>
                                       </w:rPr>
-                                      <w:t>A lucky limits admin felületének dokumentációja</w:t>
+                                      <w:t xml:space="preserve">     </w:t>
                                     </w:r>
                                   </w:p>
                                 </w:sdtContent>
@@ -845,6 +846,7 @@
                             <w:alias w:val="Alcím"/>
                             <w:tag w:val=""/>
                             <w:id w:val="-1452929454"/>
+                            <w:showingPlcHdr/>
                             <w:dataBinding w:prefixMappings="xmlns:ns0='http://purl.org/dc/elements/1.1/' xmlns:ns1='http://schemas.openxmlformats.org/package/2006/metadata/core-properties' " w:xpath="/ns1:coreProperties[1]/ns0:subject[1]" w:storeItemID="{6C3C8BC8-F283-45AE-878A-BAB7291924A1}"/>
                             <w:text/>
                           </w:sdtPr>
@@ -867,7 +869,7 @@
                                   <w:sz w:val="28"/>
                                   <w:szCs w:val="28"/>
                                 </w:rPr>
-                                <w:t>A lucky limits admin felületének dokumentációja</w:t>
+                                <w:t xml:space="preserve">     </w:t>
                               </w:r>
                             </w:p>
                           </w:sdtContent>
@@ -976,9 +978,8 @@
           <w:sz w:val="28"/>
           <w:szCs w:val="28"/>
         </w:rPr>
-        <w:t>Fontos megjegyzés! Az „</w:t>
-      </w:r>
-      <w:proofErr w:type="spellStart"/>
+        <w:t>Fontos megjegyzés</w:t>
+      </w:r>
       <w:r>
         <w:rPr>
           <w:rFonts w:ascii="Amasis MT Pro Black" w:hAnsi="Amasis MT Pro Black"/>
@@ -989,9 +990,8 @@
           <w:sz w:val="28"/>
           <w:szCs w:val="28"/>
         </w:rPr>
-        <w:t>admin</w:t>
-      </w:r>
-      <w:proofErr w:type="spellEnd"/>
+        <w:t>ek</w:t>
+      </w:r>
       <w:r>
         <w:rPr>
           <w:rFonts w:ascii="Amasis MT Pro Black" w:hAnsi="Amasis MT Pro Black"/>
@@ -1002,10 +1002,11 @@
           <w:sz w:val="28"/>
           <w:szCs w:val="28"/>
         </w:rPr>
-        <w:t>” felhasználókat csak a cégünk tudja előállítani! Minden regisztráció alapértelmezetten „</w:t>
-      </w:r>
-      <w:proofErr w:type="spellStart"/>
-      <w:r>
+        <w:t>!</w:t>
+      </w:r>
+    </w:p>
+    <w:p>
+      <w:pPr>
         <w:rPr>
           <w:rFonts w:ascii="Amasis MT Pro Black" w:hAnsi="Amasis MT Pro Black"/>
           <w:b/>
@@ -1015,9 +1016,7 @@
           <w:sz w:val="28"/>
           <w:szCs w:val="28"/>
         </w:rPr>
-        <w:t>user</w:t>
-      </w:r>
-      <w:proofErr w:type="spellEnd"/>
+      </w:pPr>
       <w:r>
         <w:rPr>
           <w:rFonts w:ascii="Amasis MT Pro Black" w:hAnsi="Amasis MT Pro Black"/>
@@ -1028,34 +1027,394 @@
           <w:sz w:val="28"/>
           <w:szCs w:val="28"/>
         </w:rPr>
-        <w:t>” felhasználót fog létrehozni.</w:t>
-      </w:r>
-    </w:p>
-    <w:p>
-      <w:pPr>
+        <w:t>Az „</w:t>
+      </w:r>
+      <w:proofErr w:type="spellStart"/>
+      <w:r>
         <w:rPr>
           <w:rFonts w:ascii="Amasis MT Pro Black" w:hAnsi="Amasis MT Pro Black"/>
           <w:b/>
           <w:bCs/>
-          <w:sz w:val="28"/>
-          <w:szCs w:val="28"/>
-        </w:rPr>
-      </w:pPr>
-    </w:p>
-    <w:p>
-      <w:pPr>
-        <w:rPr>
-          <w:rFonts w:ascii="Amasis MT Pro Black" w:hAnsi="Amasis MT Pro Black"/>
-          <w:sz w:val="28"/>
-          <w:szCs w:val="28"/>
-        </w:rPr>
-      </w:pPr>
-      <w:r>
-        <w:rPr>
-          <w:rFonts w:ascii="Amasis MT Pro Black" w:hAnsi="Amasis MT Pro Black"/>
-          <w:sz w:val="28"/>
-          <w:szCs w:val="28"/>
-        </w:rPr>
+          <w:i/>
+          <w:iCs/>
+          <w:sz w:val="28"/>
+          <w:szCs w:val="28"/>
+        </w:rPr>
+        <w:t>admin</w:t>
+      </w:r>
+      <w:proofErr w:type="spellEnd"/>
+      <w:r>
+        <w:rPr>
+          <w:rFonts w:ascii="Amasis MT Pro Black" w:hAnsi="Amasis MT Pro Black"/>
+          <w:b/>
+          <w:bCs/>
+          <w:i/>
+          <w:iCs/>
+          <w:sz w:val="28"/>
+          <w:szCs w:val="28"/>
+        </w:rPr>
+        <w:t>” felhasználókat csak a cégünk tudja előállítani! Minden regisztráció alapértelmezetten „</w:t>
+      </w:r>
+      <w:proofErr w:type="spellStart"/>
+      <w:r>
+        <w:rPr>
+          <w:rFonts w:ascii="Amasis MT Pro Black" w:hAnsi="Amasis MT Pro Black"/>
+          <w:b/>
+          <w:bCs/>
+          <w:i/>
+          <w:iCs/>
+          <w:sz w:val="28"/>
+          <w:szCs w:val="28"/>
+        </w:rPr>
+        <w:t>user</w:t>
+      </w:r>
+      <w:proofErr w:type="spellEnd"/>
+      <w:r>
+        <w:rPr>
+          <w:rFonts w:ascii="Amasis MT Pro Black" w:hAnsi="Amasis MT Pro Black"/>
+          <w:b/>
+          <w:bCs/>
+          <w:i/>
+          <w:iCs/>
+          <w:sz w:val="28"/>
+          <w:szCs w:val="28"/>
+        </w:rPr>
+        <w:t>” felhasználót fog létrehozni.</w:t>
+      </w:r>
+    </w:p>
+    <w:p>
+      <w:pPr>
+        <w:rPr>
+          <w:rFonts w:ascii="Amasis MT Pro Black" w:hAnsi="Amasis MT Pro Black"/>
+          <w:b/>
+          <w:bCs/>
+          <w:i/>
+          <w:iCs/>
+          <w:sz w:val="28"/>
+          <w:szCs w:val="28"/>
+        </w:rPr>
+      </w:pPr>
+      <w:r>
+        <w:rPr>
+          <w:rFonts w:ascii="Amasis MT Pro Black" w:hAnsi="Amasis MT Pro Black"/>
+          <w:b/>
+          <w:bCs/>
+          <w:i/>
+          <w:iCs/>
+          <w:sz w:val="28"/>
+          <w:szCs w:val="28"/>
+        </w:rPr>
+        <w:t xml:space="preserve">Ez egy mobilos applikáció, ami az </w:t>
+      </w:r>
+      <w:proofErr w:type="spellStart"/>
+      <w:r>
+        <w:rPr>
+          <w:rFonts w:ascii="Amasis MT Pro Black" w:hAnsi="Amasis MT Pro Black"/>
+          <w:b/>
+          <w:bCs/>
+          <w:i/>
+          <w:iCs/>
+          <w:sz w:val="28"/>
+          <w:szCs w:val="28"/>
+        </w:rPr>
+        <w:t>Ionic</w:t>
+      </w:r>
+      <w:proofErr w:type="spellEnd"/>
+      <w:r>
+        <w:rPr>
+          <w:rFonts w:ascii="Amasis MT Pro Black" w:hAnsi="Amasis MT Pro Black"/>
+          <w:b/>
+          <w:bCs/>
+          <w:i/>
+          <w:iCs/>
+          <w:sz w:val="28"/>
+          <w:szCs w:val="28"/>
+        </w:rPr>
+        <w:t xml:space="preserve"> </w:t>
+      </w:r>
+      <w:proofErr w:type="spellStart"/>
+      <w:r>
+        <w:rPr>
+          <w:rFonts w:ascii="Amasis MT Pro Black" w:hAnsi="Amasis MT Pro Black"/>
+          <w:b/>
+          <w:bCs/>
+          <w:i/>
+          <w:iCs/>
+          <w:sz w:val="28"/>
+          <w:szCs w:val="28"/>
+        </w:rPr>
+        <w:t>React</w:t>
+      </w:r>
+      <w:proofErr w:type="spellEnd"/>
+      <w:r>
+        <w:rPr>
+          <w:rFonts w:ascii="Amasis MT Pro Black" w:hAnsi="Amasis MT Pro Black"/>
+          <w:b/>
+          <w:bCs/>
+          <w:i/>
+          <w:iCs/>
+          <w:sz w:val="28"/>
+          <w:szCs w:val="28"/>
+        </w:rPr>
+        <w:t xml:space="preserve"> könyvtárra alapszik, amit könnyedén futtatható formába lehet hozni, de az egyszerűség kedvéért egyelőre csak egy </w:t>
+      </w:r>
+      <w:proofErr w:type="spellStart"/>
+      <w:r>
+        <w:rPr>
+          <w:rFonts w:ascii="Amasis MT Pro Black" w:hAnsi="Amasis MT Pro Black"/>
+          <w:b/>
+          <w:bCs/>
+          <w:i/>
+          <w:iCs/>
+          <w:sz w:val="28"/>
+          <w:szCs w:val="28"/>
+        </w:rPr>
+        <w:t>dev</w:t>
+      </w:r>
+      <w:proofErr w:type="spellEnd"/>
+      <w:r>
+        <w:rPr>
+          <w:rFonts w:ascii="Amasis MT Pro Black" w:hAnsi="Amasis MT Pro Black"/>
+          <w:b/>
+          <w:bCs/>
+          <w:i/>
+          <w:iCs/>
+          <w:sz w:val="28"/>
+          <w:szCs w:val="28"/>
+        </w:rPr>
+        <w:t>-serveren fut, (a modulok installálása után az „</w:t>
+      </w:r>
+      <w:proofErr w:type="spellStart"/>
+      <w:r>
+        <w:rPr>
+          <w:rFonts w:ascii="Amasis MT Pro Black" w:hAnsi="Amasis MT Pro Black"/>
+          <w:b/>
+          <w:bCs/>
+          <w:i/>
+          <w:iCs/>
+          <w:sz w:val="28"/>
+          <w:szCs w:val="28"/>
+        </w:rPr>
+        <w:t>ionic</w:t>
+      </w:r>
+      <w:proofErr w:type="spellEnd"/>
+      <w:r>
+        <w:rPr>
+          <w:rFonts w:ascii="Amasis MT Pro Black" w:hAnsi="Amasis MT Pro Black"/>
+          <w:b/>
+          <w:bCs/>
+          <w:i/>
+          <w:iCs/>
+          <w:sz w:val="28"/>
+          <w:szCs w:val="28"/>
+        </w:rPr>
+        <w:t xml:space="preserve"> </w:t>
+      </w:r>
+      <w:proofErr w:type="spellStart"/>
+      <w:r>
+        <w:rPr>
+          <w:rFonts w:ascii="Amasis MT Pro Black" w:hAnsi="Amasis MT Pro Black"/>
+          <w:b/>
+          <w:bCs/>
+          <w:i/>
+          <w:iCs/>
+          <w:sz w:val="28"/>
+          <w:szCs w:val="28"/>
+        </w:rPr>
+        <w:t>serve</w:t>
+      </w:r>
+      <w:proofErr w:type="spellEnd"/>
+      <w:r>
+        <w:rPr>
+          <w:rFonts w:ascii="Amasis MT Pro Black" w:hAnsi="Amasis MT Pro Black"/>
+          <w:b/>
+          <w:bCs/>
+          <w:i/>
+          <w:iCs/>
+          <w:sz w:val="28"/>
+          <w:szCs w:val="28"/>
+        </w:rPr>
+        <w:t xml:space="preserve">” </w:t>
+      </w:r>
+      <w:proofErr w:type="spellStart"/>
+      <w:r>
+        <w:rPr>
+          <w:rFonts w:ascii="Amasis MT Pro Black" w:hAnsi="Amasis MT Pro Black"/>
+          <w:b/>
+          <w:bCs/>
+          <w:i/>
+          <w:iCs/>
+          <w:sz w:val="28"/>
+          <w:szCs w:val="28"/>
+        </w:rPr>
+        <w:t>paraccsal</w:t>
+      </w:r>
+      <w:proofErr w:type="spellEnd"/>
+      <w:r>
+        <w:rPr>
+          <w:rFonts w:ascii="Amasis MT Pro Black" w:hAnsi="Amasis MT Pro Black"/>
+          <w:b/>
+          <w:bCs/>
+          <w:i/>
+          <w:iCs/>
+          <w:sz w:val="28"/>
+          <w:szCs w:val="28"/>
+        </w:rPr>
+        <w:t xml:space="preserve"> futtatható) tehát a tesztelés érdekében mobilnézetben érdemes használni.</w:t>
+      </w:r>
+    </w:p>
+    <w:p>
+      <w:pPr>
+        <w:rPr>
+          <w:rFonts w:ascii="Amasis MT Pro Black" w:hAnsi="Amasis MT Pro Black"/>
+          <w:b/>
+          <w:bCs/>
+          <w:sz w:val="28"/>
+          <w:szCs w:val="28"/>
+        </w:rPr>
+      </w:pPr>
+    </w:p>
+    <w:p>
+      <w:pPr>
+        <w:rPr>
+          <w:rFonts w:ascii="Amasis MT Pro Black" w:hAnsi="Amasis MT Pro Black"/>
+          <w:sz w:val="28"/>
+          <w:szCs w:val="28"/>
+        </w:rPr>
+      </w:pPr>
+    </w:p>
+    <w:p>
+      <w:pPr>
+        <w:rPr>
+          <w:rFonts w:ascii="Amasis MT Pro Black" w:hAnsi="Amasis MT Pro Black"/>
+          <w:sz w:val="28"/>
+          <w:szCs w:val="28"/>
+        </w:rPr>
+      </w:pPr>
+    </w:p>
+    <w:p>
+      <w:pPr>
+        <w:rPr>
+          <w:rFonts w:ascii="Amasis MT Pro Black" w:hAnsi="Amasis MT Pro Black"/>
+          <w:sz w:val="28"/>
+          <w:szCs w:val="28"/>
+        </w:rPr>
+      </w:pPr>
+    </w:p>
+    <w:p>
+      <w:pPr>
+        <w:rPr>
+          <w:rFonts w:ascii="Amasis MT Pro Black" w:hAnsi="Amasis MT Pro Black"/>
+          <w:sz w:val="28"/>
+          <w:szCs w:val="28"/>
+        </w:rPr>
+      </w:pPr>
+    </w:p>
+    <w:p>
+      <w:pPr>
+        <w:rPr>
+          <w:rFonts w:ascii="Amasis MT Pro Black" w:hAnsi="Amasis MT Pro Black"/>
+          <w:sz w:val="28"/>
+          <w:szCs w:val="28"/>
+        </w:rPr>
+      </w:pPr>
+    </w:p>
+    <w:p>
+      <w:pPr>
+        <w:rPr>
+          <w:rFonts w:ascii="Amasis MT Pro Black" w:hAnsi="Amasis MT Pro Black"/>
+          <w:sz w:val="28"/>
+          <w:szCs w:val="28"/>
+        </w:rPr>
+      </w:pPr>
+    </w:p>
+    <w:p>
+      <w:pPr>
+        <w:rPr>
+          <w:rFonts w:ascii="Amasis MT Pro Black" w:hAnsi="Amasis MT Pro Black"/>
+          <w:sz w:val="28"/>
+          <w:szCs w:val="28"/>
+        </w:rPr>
+      </w:pPr>
+    </w:p>
+    <w:p>
+      <w:pPr>
+        <w:rPr>
+          <w:rFonts w:ascii="Amasis MT Pro Black" w:hAnsi="Amasis MT Pro Black"/>
+          <w:sz w:val="28"/>
+          <w:szCs w:val="28"/>
+        </w:rPr>
+      </w:pPr>
+    </w:p>
+    <w:p>
+      <w:pPr>
+        <w:rPr>
+          <w:rFonts w:ascii="Amasis MT Pro Black" w:hAnsi="Amasis MT Pro Black"/>
+          <w:sz w:val="28"/>
+          <w:szCs w:val="28"/>
+        </w:rPr>
+      </w:pPr>
+    </w:p>
+    <w:p>
+      <w:pPr>
+        <w:rPr>
+          <w:rFonts w:ascii="Amasis MT Pro Black" w:hAnsi="Amasis MT Pro Black"/>
+          <w:sz w:val="28"/>
+          <w:szCs w:val="28"/>
+        </w:rPr>
+      </w:pPr>
+    </w:p>
+    <w:p>
+      <w:pPr>
+        <w:rPr>
+          <w:rFonts w:ascii="Amasis MT Pro Black" w:hAnsi="Amasis MT Pro Black"/>
+          <w:sz w:val="28"/>
+          <w:szCs w:val="28"/>
+        </w:rPr>
+      </w:pPr>
+    </w:p>
+    <w:p>
+      <w:pPr>
+        <w:rPr>
+          <w:rFonts w:ascii="Amasis MT Pro Black" w:hAnsi="Amasis MT Pro Black"/>
+          <w:sz w:val="28"/>
+          <w:szCs w:val="28"/>
+        </w:rPr>
+      </w:pPr>
+    </w:p>
+    <w:p>
+      <w:pPr>
+        <w:rPr>
+          <w:rFonts w:ascii="Amasis MT Pro Black" w:hAnsi="Amasis MT Pro Black"/>
+          <w:sz w:val="28"/>
+          <w:szCs w:val="28"/>
+        </w:rPr>
+      </w:pPr>
+    </w:p>
+    <w:p>
+      <w:pPr>
+        <w:rPr>
+          <w:rFonts w:ascii="Amasis MT Pro Black" w:hAnsi="Amasis MT Pro Black"/>
+          <w:sz w:val="28"/>
+          <w:szCs w:val="28"/>
+        </w:rPr>
+      </w:pPr>
+    </w:p>
+    <w:p>
+      <w:pPr>
+        <w:rPr>
+          <w:rFonts w:ascii="Amasis MT Pro Black" w:hAnsi="Amasis MT Pro Black"/>
+          <w:sz w:val="28"/>
+          <w:szCs w:val="28"/>
+        </w:rPr>
+      </w:pPr>
+      <w:r>
+        <w:rPr>
+          <w:rFonts w:ascii="Amasis MT Pro Black" w:hAnsi="Amasis MT Pro Black"/>
+          <w:sz w:val="28"/>
+          <w:szCs w:val="28"/>
+        </w:rPr>
+        <w:lastRenderedPageBreak/>
         <w:t>Miután megnyitottuk az „</w:t>
       </w:r>
       <w:proofErr w:type="spellStart"/>
@@ -1092,10 +1451,10 @@
           <w:szCs w:val="28"/>
         </w:rPr>
         <w:drawing>
-          <wp:inline distT="0" distB="0" distL="0" distR="0" wp14:anchorId="1725B05B" wp14:editId="2FE22E49">
-            <wp:extent cx="5760720" cy="2590800"/>
-            <wp:effectExtent l="0" t="0" r="0" b="0"/>
-            <wp:docPr id="1667073893" name="Kép 1" descr="A képen képernyőkép, szöveg, szoftver, Multimédiás szoftver látható&#10;&#10;Előfordulhat, hogy a mesterséges intelligencia által létrehozott tartalom helytelen."/>
+          <wp:inline distT="0" distB="0" distL="0" distR="0" wp14:anchorId="0A7E0AD4" wp14:editId="5C30857D">
+            <wp:extent cx="3019425" cy="5274035"/>
+            <wp:effectExtent l="0" t="0" r="0" b="3175"/>
+            <wp:docPr id="1377800895" name="Kép 1"/>
             <wp:cNvGraphicFramePr>
               <a:graphicFrameLocks xmlns:a="http://schemas.openxmlformats.org/drawingml/2006/main" noChangeAspect="1"/>
             </wp:cNvGraphicFramePr>
@@ -1103,7 +1462,7 @@
               <a:graphicData uri="http://schemas.openxmlformats.org/drawingml/2006/picture">
                 <pic:pic xmlns:pic="http://schemas.openxmlformats.org/drawingml/2006/picture">
                   <pic:nvPicPr>
-                    <pic:cNvPr id="1667073893" name="Kép 1" descr="A képen képernyőkép, szöveg, szoftver, Multimédiás szoftver látható&#10;&#10;Előfordulhat, hogy a mesterséges intelligencia által létrehozott tartalom helytelen."/>
+                    <pic:cNvPr id="1377800895" name=""/>
                     <pic:cNvPicPr/>
                   </pic:nvPicPr>
                   <pic:blipFill>
@@ -1115,7 +1474,7 @@
                   <pic:spPr>
                     <a:xfrm>
                       <a:off x="0" y="0"/>
-                      <a:ext cx="5760720" cy="2590800"/>
+                      <a:ext cx="3023953" cy="5281945"/>
                     </a:xfrm>
                     <a:prstGeom prst="rect">
                       <a:avLst/>
@@ -1231,10 +1590,10 @@
         </w:rPr>
         <w:lastRenderedPageBreak/>
         <w:drawing>
-          <wp:inline distT="0" distB="0" distL="0" distR="0" wp14:anchorId="6036D40A" wp14:editId="20D3FC42">
-            <wp:extent cx="5760720" cy="2575560"/>
-            <wp:effectExtent l="0" t="0" r="0" b="0"/>
-            <wp:docPr id="879386573" name="Kép 1" descr="A képen képernyőkép, szöveg, szoftver, Multimédiás szoftver látható&#10;&#10;Előfordulhat, hogy a mesterséges intelligencia által létrehozott tartalom helytelen."/>
+          <wp:inline distT="0" distB="0" distL="0" distR="0" wp14:anchorId="5FF8BDB2" wp14:editId="64923100">
+            <wp:extent cx="3591426" cy="7821116"/>
+            <wp:effectExtent l="0" t="0" r="9525" b="8890"/>
+            <wp:docPr id="1426970339" name="Kép 1"/>
             <wp:cNvGraphicFramePr>
               <a:graphicFrameLocks xmlns:a="http://schemas.openxmlformats.org/drawingml/2006/main" noChangeAspect="1"/>
             </wp:cNvGraphicFramePr>
@@ -1242,7 +1601,7 @@
               <a:graphicData uri="http://schemas.openxmlformats.org/drawingml/2006/picture">
                 <pic:pic xmlns:pic="http://schemas.openxmlformats.org/drawingml/2006/picture">
                   <pic:nvPicPr>
-                    <pic:cNvPr id="879386573" name="Kép 1" descr="A képen képernyőkép, szöveg, szoftver, Multimédiás szoftver látható&#10;&#10;Előfordulhat, hogy a mesterséges intelligencia által létrehozott tartalom helytelen."/>
+                    <pic:cNvPr id="1426970339" name=""/>
                     <pic:cNvPicPr/>
                   </pic:nvPicPr>
                   <pic:blipFill>
@@ -1254,7 +1613,7 @@
                   <pic:spPr>
                     <a:xfrm>
                       <a:off x="0" y="0"/>
-                      <a:ext cx="5760720" cy="2575560"/>
+                      <a:ext cx="3591426" cy="7821116"/>
                     </a:xfrm>
                     <a:prstGeom prst="rect">
                       <a:avLst/>
@@ -1325,10 +1684,10 @@
           <w:szCs w:val="28"/>
         </w:rPr>
         <w:drawing>
-          <wp:inline distT="0" distB="0" distL="0" distR="0" wp14:anchorId="7F5CD57F" wp14:editId="12394D2C">
-            <wp:extent cx="5760720" cy="2581275"/>
-            <wp:effectExtent l="0" t="0" r="0" b="9525"/>
-            <wp:docPr id="615306963" name="Kép 1" descr="A képen szöveg, képernyőkép, Multimédiás szoftver látható&#10;&#10;Előfordulhat, hogy a mesterséges intelligencia által létrehozott tartalom helytelen."/>
+          <wp:inline distT="0" distB="0" distL="0" distR="0" wp14:anchorId="17E37601" wp14:editId="006CA3BC">
+            <wp:extent cx="3289084" cy="7143750"/>
+            <wp:effectExtent l="0" t="0" r="6985" b="0"/>
+            <wp:docPr id="2048719866" name="Kép 1"/>
             <wp:cNvGraphicFramePr>
               <a:graphicFrameLocks xmlns:a="http://schemas.openxmlformats.org/drawingml/2006/main" noChangeAspect="1"/>
             </wp:cNvGraphicFramePr>
@@ -1336,7 +1695,7 @@
               <a:graphicData uri="http://schemas.openxmlformats.org/drawingml/2006/picture">
                 <pic:pic xmlns:pic="http://schemas.openxmlformats.org/drawingml/2006/picture">
                   <pic:nvPicPr>
-                    <pic:cNvPr id="615306963" name="Kép 1" descr="A képen szöveg, képernyőkép, Multimédiás szoftver látható&#10;&#10;Előfordulhat, hogy a mesterséges intelligencia által létrehozott tartalom helytelen."/>
+                    <pic:cNvPr id="2048719866" name=""/>
                     <pic:cNvPicPr/>
                   </pic:nvPicPr>
                   <pic:blipFill>
@@ -1348,7 +1707,7 @@
                   <pic:spPr>
                     <a:xfrm>
                       <a:off x="0" y="0"/>
-                      <a:ext cx="5760720" cy="2581275"/>
+                      <a:ext cx="3302113" cy="7172048"/>
                     </a:xfrm>
                     <a:prstGeom prst="rect">
                       <a:avLst/>
@@ -1375,6 +1734,7 @@
           <w:sz w:val="28"/>
           <w:szCs w:val="28"/>
         </w:rPr>
+        <w:lastRenderedPageBreak/>
         <w:t xml:space="preserve">Ha ezeket a képeket szeretnénk elfogadni a képre kattintva tudjuk ezt megtenni. </w:t>
       </w:r>
     </w:p>
@@ -1392,12 +1752,11 @@
           <w:sz w:val="28"/>
           <w:szCs w:val="28"/>
         </w:rPr>
-        <w:lastRenderedPageBreak/>
         <w:drawing>
-          <wp:inline distT="0" distB="0" distL="0" distR="0" wp14:anchorId="3DFBA86E" wp14:editId="3F090EFB">
-            <wp:extent cx="5760720" cy="2584450"/>
-            <wp:effectExtent l="0" t="0" r="0" b="6350"/>
-            <wp:docPr id="605938066" name="Kép 1" descr="A képen szöveg, képernyőkép, Multimédiás szoftver, szoftver látható&#10;&#10;Előfordulhat, hogy a mesterséges intelligencia által létrehozott tartalom helytelen."/>
+          <wp:inline distT="0" distB="0" distL="0" distR="0" wp14:anchorId="1D30E4FF" wp14:editId="77CDD543">
+            <wp:extent cx="3562847" cy="7792537"/>
+            <wp:effectExtent l="0" t="0" r="0" b="0"/>
+            <wp:docPr id="1891642272" name="Kép 1"/>
             <wp:cNvGraphicFramePr>
               <a:graphicFrameLocks xmlns:a="http://schemas.openxmlformats.org/drawingml/2006/main" noChangeAspect="1"/>
             </wp:cNvGraphicFramePr>
@@ -1405,7 +1764,7 @@
               <a:graphicData uri="http://schemas.openxmlformats.org/drawingml/2006/picture">
                 <pic:pic xmlns:pic="http://schemas.openxmlformats.org/drawingml/2006/picture">
                   <pic:nvPicPr>
-                    <pic:cNvPr id="605938066" name="Kép 1" descr="A képen szöveg, képernyőkép, Multimédiás szoftver, szoftver látható&#10;&#10;Előfordulhat, hogy a mesterséges intelligencia által létrehozott tartalom helytelen."/>
+                    <pic:cNvPr id="1891642272" name=""/>
                     <pic:cNvPicPr/>
                   </pic:nvPicPr>
                   <pic:blipFill>
@@ -1417,7 +1776,7 @@
                   <pic:spPr>
                     <a:xfrm>
                       <a:off x="0" y="0"/>
-                      <a:ext cx="5760720" cy="2584450"/>
+                      <a:ext cx="3562847" cy="7792537"/>
                     </a:xfrm>
                     <a:prstGeom prst="rect">
                       <a:avLst/>
@@ -1444,6 +1803,7 @@
           <w:sz w:val="28"/>
           <w:szCs w:val="28"/>
         </w:rPr>
+        <w:lastRenderedPageBreak/>
         <w:t>Itt megjelenik a felhasználó neve, e</w:t>
       </w:r>
       <w:r>
@@ -1498,15 +1858,6 @@
           <w:szCs w:val="28"/>
         </w:rPr>
       </w:pPr>
-    </w:p>
-    <w:p>
-      <w:pPr>
-        <w:rPr>
-          <w:rFonts w:ascii="Amasis MT Pro Black" w:hAnsi="Amasis MT Pro Black"/>
-          <w:sz w:val="28"/>
-          <w:szCs w:val="28"/>
-        </w:rPr>
-      </w:pPr>
       <w:r>
         <w:rPr>
           <w:rFonts w:ascii="Amasis MT Pro Black" w:hAnsi="Amasis MT Pro Black"/>
@@ -1548,11 +1899,12 @@
           <w:sz w:val="28"/>
           <w:szCs w:val="28"/>
         </w:rPr>
+        <w:lastRenderedPageBreak/>
         <w:drawing>
-          <wp:inline distT="0" distB="0" distL="0" distR="0" wp14:anchorId="798971FF" wp14:editId="1A868692">
-            <wp:extent cx="5760720" cy="2599690"/>
-            <wp:effectExtent l="0" t="0" r="0" b="0"/>
-            <wp:docPr id="1460818134" name="Kép 1" descr="A képen szöveg, képernyőkép, szoftver, Multimédiás szoftver látható&#10;&#10;Előfordulhat, hogy a mesterséges intelligencia által létrehozott tartalom helytelen."/>
+          <wp:inline distT="0" distB="0" distL="0" distR="0" wp14:anchorId="62BFE761" wp14:editId="771C6BAC">
+            <wp:extent cx="3591426" cy="7763958"/>
+            <wp:effectExtent l="0" t="0" r="9525" b="8890"/>
+            <wp:docPr id="394427963" name="Kép 1"/>
             <wp:cNvGraphicFramePr>
               <a:graphicFrameLocks xmlns:a="http://schemas.openxmlformats.org/drawingml/2006/main" noChangeAspect="1"/>
             </wp:cNvGraphicFramePr>
@@ -1560,7 +1912,7 @@
               <a:graphicData uri="http://schemas.openxmlformats.org/drawingml/2006/picture">
                 <pic:pic xmlns:pic="http://schemas.openxmlformats.org/drawingml/2006/picture">
                   <pic:nvPicPr>
-                    <pic:cNvPr id="1460818134" name="Kép 1" descr="A képen szöveg, képernyőkép, szoftver, Multimédiás szoftver látható&#10;&#10;Előfordulhat, hogy a mesterséges intelligencia által létrehozott tartalom helytelen."/>
+                    <pic:cNvPr id="394427963" name=""/>
                     <pic:cNvPicPr/>
                   </pic:nvPicPr>
                   <pic:blipFill>
@@ -1572,7 +1924,7 @@
                   <pic:spPr>
                     <a:xfrm>
                       <a:off x="0" y="0"/>
-                      <a:ext cx="5760720" cy="2599690"/>
+                      <a:ext cx="3591426" cy="7763958"/>
                     </a:xfrm>
                     <a:prstGeom prst="rect">
                       <a:avLst/>
@@ -1593,14 +1945,24 @@
           <w:szCs w:val="28"/>
         </w:rPr>
       </w:pPr>
-      <w:r>
-        <w:rPr>
-          <w:rFonts w:ascii="Amasis MT Pro Black" w:hAnsi="Amasis MT Pro Black"/>
-          <w:sz w:val="28"/>
-          <w:szCs w:val="28"/>
-        </w:rPr>
-        <w:t xml:space="preserve">Emellett tudunk szűrni is megadott szempontok alapján. Meg tudjuk nézni, hogy a felhasználók mikor töltöttek fel, mikor </w:t>
-      </w:r>
+    </w:p>
+    <w:p>
+      <w:pPr>
+        <w:rPr>
+          <w:rFonts w:ascii="Amasis MT Pro Black" w:hAnsi="Amasis MT Pro Black"/>
+          <w:sz w:val="28"/>
+          <w:szCs w:val="28"/>
+        </w:rPr>
+      </w:pPr>
+    </w:p>
+    <w:p>
+      <w:pPr>
+        <w:rPr>
+          <w:rFonts w:ascii="Amasis MT Pro Black" w:hAnsi="Amasis MT Pro Black"/>
+          <w:sz w:val="28"/>
+          <w:szCs w:val="28"/>
+        </w:rPr>
+      </w:pPr>
       <w:r>
         <w:rPr>
           <w:rFonts w:ascii="Amasis MT Pro Black" w:hAnsi="Amasis MT Pro Black"/>
@@ -1608,7 +1970,7 @@
           <w:szCs w:val="28"/>
         </w:rPr>
         <w:lastRenderedPageBreak/>
-        <w:t>vettek fel pénzt és milyen összegekkel fogadtak az oldalon. Példaképpen a feltöltések kilistázását mutatom be.</w:t>
+        <w:t>Emellett tudunk szűrni is megadott szempontok alapján. Meg tudjuk nézni, hogy a felhasználók mikor töltöttek fel, mikor vettek fel pénzt és milyen összegekkel fogadtak az oldalon. Példaképpen a feltöltések kilistázását mutatom be.</w:t>
       </w:r>
     </w:p>
     <w:p>
@@ -1626,10 +1988,10 @@
           <w:szCs w:val="28"/>
         </w:rPr>
         <w:drawing>
-          <wp:inline distT="0" distB="0" distL="0" distR="0" wp14:anchorId="321002A5" wp14:editId="0027238C">
-            <wp:extent cx="5760720" cy="2617470"/>
-            <wp:effectExtent l="0" t="0" r="0" b="0"/>
-            <wp:docPr id="2067260354" name="Kép 1" descr="A képen képernyőkép, szöveg, szoftver, Multimédiás szoftver látható&#10;&#10;Előfordulhat, hogy a mesterséges intelligencia által létrehozott tartalom helytelen."/>
+          <wp:inline distT="0" distB="0" distL="0" distR="0" wp14:anchorId="51D38843" wp14:editId="3B1F5D0A">
+            <wp:extent cx="3620005" cy="7763958"/>
+            <wp:effectExtent l="0" t="0" r="0" b="8890"/>
+            <wp:docPr id="2061521327" name="Kép 1"/>
             <wp:cNvGraphicFramePr>
               <a:graphicFrameLocks xmlns:a="http://schemas.openxmlformats.org/drawingml/2006/main" noChangeAspect="1"/>
             </wp:cNvGraphicFramePr>
@@ -1637,7 +1999,7 @@
               <a:graphicData uri="http://schemas.openxmlformats.org/drawingml/2006/picture">
                 <pic:pic xmlns:pic="http://schemas.openxmlformats.org/drawingml/2006/picture">
                   <pic:nvPicPr>
-                    <pic:cNvPr id="2067260354" name="Kép 1" descr="A képen képernyőkép, szöveg, szoftver, Multimédiás szoftver látható&#10;&#10;Előfordulhat, hogy a mesterséges intelligencia által létrehozott tartalom helytelen."/>
+                    <pic:cNvPr id="2061521327" name=""/>
                     <pic:cNvPicPr/>
                   </pic:nvPicPr>
                   <pic:blipFill>
@@ -1649,7 +2011,7 @@
                   <pic:spPr>
                     <a:xfrm>
                       <a:off x="0" y="0"/>
-                      <a:ext cx="5760720" cy="2617470"/>
+                      <a:ext cx="3620005" cy="7763958"/>
                     </a:xfrm>
                     <a:prstGeom prst="rect">
                       <a:avLst/>
@@ -1661,150 +2023,6 @@
           </wp:inline>
         </w:drawing>
       </w:r>
-    </w:p>
-    <w:p>
-      <w:pPr>
-        <w:rPr>
-          <w:rFonts w:ascii="Amasis MT Pro Black" w:hAnsi="Amasis MT Pro Black"/>
-          <w:sz w:val="28"/>
-          <w:szCs w:val="28"/>
-        </w:rPr>
-      </w:pPr>
-    </w:p>
-    <w:p>
-      <w:pPr>
-        <w:rPr>
-          <w:rFonts w:ascii="Amasis MT Pro Black" w:hAnsi="Amasis MT Pro Black"/>
-          <w:sz w:val="28"/>
-          <w:szCs w:val="28"/>
-        </w:rPr>
-      </w:pPr>
-    </w:p>
-    <w:p>
-      <w:pPr>
-        <w:rPr>
-          <w:rFonts w:ascii="Amasis MT Pro Black" w:hAnsi="Amasis MT Pro Black"/>
-          <w:sz w:val="28"/>
-          <w:szCs w:val="28"/>
-        </w:rPr>
-      </w:pPr>
-    </w:p>
-    <w:p>
-      <w:pPr>
-        <w:rPr>
-          <w:rFonts w:ascii="Amasis MT Pro Black" w:hAnsi="Amasis MT Pro Black"/>
-          <w:sz w:val="28"/>
-          <w:szCs w:val="28"/>
-        </w:rPr>
-      </w:pPr>
-    </w:p>
-    <w:p>
-      <w:pPr>
-        <w:rPr>
-          <w:rFonts w:ascii="Amasis MT Pro Black" w:hAnsi="Amasis MT Pro Black"/>
-          <w:sz w:val="28"/>
-          <w:szCs w:val="28"/>
-        </w:rPr>
-      </w:pPr>
-    </w:p>
-    <w:p>
-      <w:pPr>
-        <w:rPr>
-          <w:rFonts w:ascii="Amasis MT Pro Black" w:hAnsi="Amasis MT Pro Black"/>
-          <w:sz w:val="28"/>
-          <w:szCs w:val="28"/>
-        </w:rPr>
-      </w:pPr>
-    </w:p>
-    <w:p>
-      <w:pPr>
-        <w:rPr>
-          <w:rFonts w:ascii="Amasis MT Pro Black" w:hAnsi="Amasis MT Pro Black"/>
-          <w:sz w:val="28"/>
-          <w:szCs w:val="28"/>
-        </w:rPr>
-      </w:pPr>
-    </w:p>
-    <w:p>
-      <w:pPr>
-        <w:rPr>
-          <w:rFonts w:ascii="Amasis MT Pro Black" w:hAnsi="Amasis MT Pro Black"/>
-          <w:sz w:val="28"/>
-          <w:szCs w:val="28"/>
-        </w:rPr>
-      </w:pPr>
-    </w:p>
-    <w:p>
-      <w:pPr>
-        <w:rPr>
-          <w:rFonts w:ascii="Amasis MT Pro Black" w:hAnsi="Amasis MT Pro Black"/>
-          <w:sz w:val="28"/>
-          <w:szCs w:val="28"/>
-        </w:rPr>
-      </w:pPr>
-    </w:p>
-    <w:p>
-      <w:pPr>
-        <w:rPr>
-          <w:rFonts w:ascii="Amasis MT Pro Black" w:hAnsi="Amasis MT Pro Black"/>
-          <w:sz w:val="28"/>
-          <w:szCs w:val="28"/>
-        </w:rPr>
-      </w:pPr>
-    </w:p>
-    <w:p>
-      <w:pPr>
-        <w:rPr>
-          <w:rFonts w:ascii="Amasis MT Pro Black" w:hAnsi="Amasis MT Pro Black"/>
-          <w:sz w:val="28"/>
-          <w:szCs w:val="28"/>
-        </w:rPr>
-      </w:pPr>
-    </w:p>
-    <w:p>
-      <w:pPr>
-        <w:rPr>
-          <w:rFonts w:ascii="Amasis MT Pro Black" w:hAnsi="Amasis MT Pro Black"/>
-          <w:sz w:val="28"/>
-          <w:szCs w:val="28"/>
-        </w:rPr>
-      </w:pPr>
-    </w:p>
-    <w:p>
-      <w:pPr>
-        <w:rPr>
-          <w:rFonts w:ascii="Amasis MT Pro Black" w:hAnsi="Amasis MT Pro Black"/>
-          <w:sz w:val="28"/>
-          <w:szCs w:val="28"/>
-        </w:rPr>
-      </w:pPr>
-    </w:p>
-    <w:p>
-      <w:pPr>
-        <w:rPr>
-          <w:rFonts w:ascii="Amasis MT Pro Black" w:hAnsi="Amasis MT Pro Black"/>
-          <w:sz w:val="28"/>
-          <w:szCs w:val="28"/>
-        </w:rPr>
-      </w:pPr>
-    </w:p>
-    <w:p>
-      <w:pPr>
-        <w:rPr>
-          <w:rFonts w:ascii="Amasis MT Pro Black" w:hAnsi="Amasis MT Pro Black"/>
-          <w:sz w:val="28"/>
-          <w:szCs w:val="28"/>
-        </w:rPr>
-      </w:pPr>
-    </w:p>
-    <w:p>
-      <w:pPr>
-        <w:rPr>
-          <w:rFonts w:ascii="Amasis MT Pro Black" w:hAnsi="Amasis MT Pro Black"/>
-          <w:sz w:val="28"/>
-          <w:szCs w:val="28"/>
-        </w:rPr>
-      </w:pPr>
     </w:p>
     <w:p>
       <w:pPr>
@@ -2282,6 +2500,7 @@
         <v:shape id="PowerPlusWaterMarkObject1114967626" o:spid="_x0000_s1026" type="#_x0000_t136" style="position:absolute;margin-left:0;margin-top:0;width:491.9pt;height:147.55pt;rotation:315;z-index:-251655168;mso-position-horizontal:center;mso-position-horizontal-relative:margin;mso-position-vertical:center;mso-position-vertical-relative:margin" o:allowincell="f" fillcolor="#666" stroked="f">
           <v:fill opacity=".5"/>
           <v:textpath style="font-family:&quot;Calibri&quot;;font-size:1pt" string="Lucky Limits"/>
+          <w10:wrap anchorx="margin" anchory="margin"/>
         </v:shape>
       </w:pict>
     </w:r>
@@ -2327,6 +2546,7 @@
         <v:shape id="PowerPlusWaterMarkObject1114967627" o:spid="_x0000_s1027" type="#_x0000_t136" style="position:absolute;margin-left:0;margin-top:0;width:491.9pt;height:147.55pt;rotation:315;z-index:-251653120;mso-position-horizontal:center;mso-position-horizontal-relative:margin;mso-position-vertical:center;mso-position-vertical-relative:margin" o:allowincell="f" fillcolor="#666" stroked="f">
           <v:fill opacity=".5"/>
           <v:textpath style="font-family:&quot;Calibri&quot;;font-size:1pt" string="Lucky Limits"/>
+          <w10:wrap anchorx="margin" anchory="margin"/>
         </v:shape>
       </w:pict>
     </w:r>
@@ -2372,6 +2592,7 @@
         <v:shape id="PowerPlusWaterMarkObject1114967625" o:spid="_x0000_s1025" type="#_x0000_t136" style="position:absolute;margin-left:0;margin-top:0;width:491.9pt;height:147.55pt;rotation:315;z-index:-251657216;mso-position-horizontal:center;mso-position-horizontal-relative:margin;mso-position-vertical:center;mso-position-vertical-relative:margin" o:allowincell="f" fillcolor="#666" stroked="f">
           <v:fill opacity=".5"/>
           <v:textpath style="font-family:&quot;Calibri&quot;;font-size:1pt" string="Lucky Limits"/>
+          <w10:wrap anchorx="margin" anchory="margin"/>
         </v:shape>
       </w:pict>
     </w:r>
